--- a/reports/Numeric_Dataset_Report.docx
+++ b/reports/Numeric_Dataset_Report.docx
@@ -179,7 +179,7 @@
         <w:pStyle w:val="Heading1"/>
       </w:pPr>
       <w:r>
-        <w:t>2. Executive Summary (Sample)</w:t>
+        <w:t>2. Executive Summary</w:t>
       </w:r>
     </w:p>
     <w:p>
@@ -265,13 +265,7 @@
         <w:pStyle w:val="ListBullet"/>
       </w:pPr>
       <w:r>
-        <w:t>C</w:t>
-      </w:r>
-      <w:r>
-        <w:t>lass distribution</w:t>
-      </w:r>
-      <w:r>
-        <w:t xml:space="preserve">: </w:t>
+        <w:t xml:space="preserve">Class distribution: </w:t>
       </w:r>
       <w:r>
         <w:t>Balanced</w:t>
@@ -426,7 +420,15 @@
         <w:t>Inference pipeline</w:t>
       </w:r>
       <w:r>
-        <w:t>: Streamlit-based interface for prediction.</w:t>
+        <w:t xml:space="preserve">: </w:t>
+      </w:r>
+      <w:proofErr w:type="spellStart"/>
+      <w:r>
+        <w:t>Streamlit</w:t>
+      </w:r>
+      <w:proofErr w:type="spellEnd"/>
+      <w:r>
+        <w:t>-based interface for prediction.</w:t>
       </w:r>
     </w:p>
     <w:p>
@@ -434,46 +436,285 @@
         <w:pStyle w:val="Heading1"/>
       </w:pPr>
       <w:r>
-        <w:t>7. Evaluation &amp; Results (Sample)</w:t>
+        <w:t>7. Evaluation &amp; Results</w:t>
       </w:r>
     </w:p>
     <w:p>
       <w:r>
-        <w:t>Summarize evaluation protocol and key results.</w:t>
+        <w:t xml:space="preserve">This section presents evaluation results of multiple machine learning models applied on the </w:t>
+      </w:r>
+      <w:proofErr w:type="gramStart"/>
+      <w:r>
+        <w:t>Heart Disease</w:t>
+      </w:r>
+      <w:proofErr w:type="gramEnd"/>
+      <w:r>
+        <w:t xml:space="preserve"> dataset.</w:t>
       </w:r>
     </w:p>
     <w:p>
       <w:r>
-        <w:t>Metrics to report:</w:t>
+        <w:t>Models were trained using an 80-20 train-test split and evaluated based on accuracy, precision, recall, and F1-score.</w:t>
       </w:r>
     </w:p>
+    <w:tbl>
+      <w:tblPr>
+        <w:tblStyle w:val="LightShading-Accent1"/>
+        <w:tblW w:w="10065" w:type="dxa"/>
+        <w:tblLook w:val="04A0" w:firstRow="1" w:lastRow="0" w:firstColumn="1" w:lastColumn="0" w:noHBand="0" w:noVBand="1"/>
+      </w:tblPr>
+      <w:tblGrid>
+        <w:gridCol w:w="2127"/>
+        <w:gridCol w:w="1053"/>
+        <w:gridCol w:w="6885"/>
+      </w:tblGrid>
+      <w:tr>
+        <w:trPr>
+          <w:cnfStyle w:val="100000000000" w:firstRow="1" w:lastRow="0" w:firstColumn="0" w:lastColumn="0" w:oddVBand="0" w:evenVBand="0" w:oddHBand="0" w:evenHBand="0" w:firstRowFirstColumn="0" w:firstRowLastColumn="0" w:lastRowFirstColumn="0" w:lastRowLastColumn="0"/>
+          <w:trHeight w:val="263"/>
+        </w:trPr>
+        <w:tc>
+          <w:tcPr>
+            <w:cnfStyle w:val="001000000000" w:firstRow="0" w:lastRow="0" w:firstColumn="1" w:lastColumn="0" w:oddVBand="0" w:evenVBand="0" w:oddHBand="0" w:evenHBand="0" w:firstRowFirstColumn="0" w:firstRowLastColumn="0" w:lastRowFirstColumn="0" w:lastRowLastColumn="0"/>
+            <w:tcW w:w="2127" w:type="dxa"/>
+          </w:tcPr>
+          <w:p>
+            <w:r>
+              <w:t xml:space="preserve">Model </w:t>
+            </w:r>
+          </w:p>
+        </w:tc>
+        <w:tc>
+          <w:tcPr>
+            <w:tcW w:w="1053" w:type="dxa"/>
+          </w:tcPr>
+          <w:p>
+            <w:pPr>
+              <w:cnfStyle w:val="100000000000" w:firstRow="1" w:lastRow="0" w:firstColumn="0" w:lastColumn="0" w:oddVBand="0" w:evenVBand="0" w:oddHBand="0" w:evenHBand="0" w:firstRowFirstColumn="0" w:firstRowLastColumn="0" w:lastRowFirstColumn="0" w:lastRowLastColumn="0"/>
+            </w:pPr>
+            <w:r>
+              <w:t xml:space="preserve">Accuracy </w:t>
+            </w:r>
+          </w:p>
+        </w:tc>
+        <w:tc>
+          <w:tcPr>
+            <w:tcW w:w="6885" w:type="dxa"/>
+          </w:tcPr>
+          <w:p>
+            <w:pPr>
+              <w:cnfStyle w:val="100000000000" w:firstRow="1" w:lastRow="0" w:firstColumn="0" w:lastColumn="0" w:oddVBand="0" w:evenVBand="0" w:oddHBand="0" w:evenHBand="0" w:firstRowFirstColumn="0" w:firstRowLastColumn="0" w:lastRowFirstColumn="0" w:lastRowLastColumn="0"/>
+            </w:pPr>
+            <w:r>
+              <w:t xml:space="preserve">Primary Metrices               </w:t>
+            </w:r>
+            <w:r>
+              <w:t xml:space="preserve">                </w:t>
+            </w:r>
+            <w:r>
+              <w:t xml:space="preserve">                             </w:t>
+            </w:r>
+            <w:r>
+              <w:t xml:space="preserve"> </w:t>
+            </w:r>
+            <w:r>
+              <w:t xml:space="preserve">   </w:t>
+            </w:r>
+            <w:r>
+              <w:t xml:space="preserve">Notes </w:t>
+            </w:r>
+          </w:p>
+        </w:tc>
+      </w:tr>
+      <w:tr>
+        <w:trPr>
+          <w:cnfStyle w:val="000000100000" w:firstRow="0" w:lastRow="0" w:firstColumn="0" w:lastColumn="0" w:oddVBand="0" w:evenVBand="0" w:oddHBand="1" w:evenHBand="0" w:firstRowFirstColumn="0" w:firstRowLastColumn="0" w:lastRowFirstColumn="0" w:lastRowLastColumn="0"/>
+          <w:trHeight w:val="263"/>
+        </w:trPr>
+        <w:tc>
+          <w:tcPr>
+            <w:cnfStyle w:val="001000000000" w:firstRow="0" w:lastRow="0" w:firstColumn="1" w:lastColumn="0" w:oddVBand="0" w:evenVBand="0" w:oddHBand="0" w:evenHBand="0" w:firstRowFirstColumn="0" w:firstRowLastColumn="0" w:lastRowFirstColumn="0" w:lastRowLastColumn="0"/>
+            <w:tcW w:w="2127" w:type="dxa"/>
+          </w:tcPr>
+          <w:p>
+            <w:r>
+              <w:t>Logistic Regression</w:t>
+            </w:r>
+          </w:p>
+        </w:tc>
+        <w:tc>
+          <w:tcPr>
+            <w:tcW w:w="1053" w:type="dxa"/>
+          </w:tcPr>
+          <w:p>
+            <w:pPr>
+              <w:cnfStyle w:val="000000100000" w:firstRow="0" w:lastRow="0" w:firstColumn="0" w:lastColumn="0" w:oddVBand="0" w:evenVBand="0" w:oddHBand="1" w:evenHBand="0" w:firstRowFirstColumn="0" w:firstRowLastColumn="0" w:lastRowFirstColumn="0" w:lastRowLastColumn="0"/>
+            </w:pPr>
+            <w:r>
+              <w:t>0.795122</w:t>
+            </w:r>
+          </w:p>
+        </w:tc>
+        <w:tc>
+          <w:tcPr>
+            <w:tcW w:w="6885" w:type="dxa"/>
+          </w:tcPr>
+          <w:p>
+            <w:pPr>
+              <w:cnfStyle w:val="000000100000" w:firstRow="0" w:lastRow="0" w:firstColumn="0" w:lastColumn="0" w:oddVBand="0" w:evenVBand="0" w:oddHBand="1" w:evenHBand="0" w:firstRowFirstColumn="0" w:firstRowLastColumn="0" w:lastRowFirstColumn="0" w:lastRowLastColumn="0"/>
+            </w:pPr>
+            <w:r>
+              <w:t>Lower accuracy compared to Random Forest model</w:t>
+            </w:r>
+            <w:r>
+              <w:t xml:space="preserve">   </w:t>
+            </w:r>
+            <w:r>
+              <w:t>Base</w:t>
+            </w:r>
+          </w:p>
+        </w:tc>
+      </w:tr>
+      <w:tr>
+        <w:trPr>
+          <w:trHeight w:val="263"/>
+        </w:trPr>
+        <w:tc>
+          <w:tcPr>
+            <w:cnfStyle w:val="001000000000" w:firstRow="0" w:lastRow="0" w:firstColumn="1" w:lastColumn="0" w:oddVBand="0" w:evenVBand="0" w:oddHBand="0" w:evenHBand="0" w:firstRowFirstColumn="0" w:firstRowLastColumn="0" w:lastRowFirstColumn="0" w:lastRowLastColumn="0"/>
+            <w:tcW w:w="2127" w:type="dxa"/>
+          </w:tcPr>
+          <w:p>
+            <w:r>
+              <w:t>SVM</w:t>
+            </w:r>
+          </w:p>
+        </w:tc>
+        <w:tc>
+          <w:tcPr>
+            <w:tcW w:w="1053" w:type="dxa"/>
+          </w:tcPr>
+          <w:p>
+            <w:pPr>
+              <w:cnfStyle w:val="000000000000" w:firstRow="0" w:lastRow="0" w:firstColumn="0" w:lastColumn="0" w:oddVBand="0" w:evenVBand="0" w:oddHBand="0" w:evenHBand="0" w:firstRowFirstColumn="0" w:firstRowLastColumn="0" w:lastRowFirstColumn="0" w:lastRowLastColumn="0"/>
+            </w:pPr>
+            <w:r>
+              <w:t>0.682927</w:t>
+            </w:r>
+          </w:p>
+        </w:tc>
+        <w:tc>
+          <w:tcPr>
+            <w:tcW w:w="6885" w:type="dxa"/>
+          </w:tcPr>
+          <w:p>
+            <w:pPr>
+              <w:cnfStyle w:val="000000000000" w:firstRow="0" w:lastRow="0" w:firstColumn="0" w:lastColumn="0" w:oddVBand="0" w:evenVBand="0" w:oddHBand="0" w:evenHBand="0" w:firstRowFirstColumn="0" w:firstRowLastColumn="0" w:lastRowFirstColumn="0" w:lastRowLastColumn="0"/>
+            </w:pPr>
+            <w:r>
+              <w:t>Moderate classification performance</w:t>
+            </w:r>
+            <w:r>
+              <w:t xml:space="preserve">                             </w:t>
+            </w:r>
+            <w:proofErr w:type="gramStart"/>
+            <w:r>
+              <w:t>Medium</w:t>
+            </w:r>
+            <w:proofErr w:type="gramEnd"/>
+            <w:r>
+              <w:t xml:space="preserve"> complexity </w:t>
+            </w:r>
+          </w:p>
+        </w:tc>
+      </w:tr>
+      <w:tr>
+        <w:trPr>
+          <w:cnfStyle w:val="000000100000" w:firstRow="0" w:lastRow="0" w:firstColumn="0" w:lastColumn="0" w:oddVBand="0" w:evenVBand="0" w:oddHBand="1" w:evenHBand="0" w:firstRowFirstColumn="0" w:firstRowLastColumn="0" w:lastRowFirstColumn="0" w:lastRowLastColumn="0"/>
+          <w:trHeight w:val="275"/>
+        </w:trPr>
+        <w:tc>
+          <w:tcPr>
+            <w:cnfStyle w:val="001000000000" w:firstRow="0" w:lastRow="0" w:firstColumn="1" w:lastColumn="0" w:oddVBand="0" w:evenVBand="0" w:oddHBand="0" w:evenHBand="0" w:firstRowFirstColumn="0" w:firstRowLastColumn="0" w:lastRowFirstColumn="0" w:lastRowLastColumn="0"/>
+            <w:tcW w:w="2127" w:type="dxa"/>
+          </w:tcPr>
+          <w:p>
+            <w:r>
+              <w:t>Random Forest</w:t>
+            </w:r>
+          </w:p>
+        </w:tc>
+        <w:tc>
+          <w:tcPr>
+            <w:tcW w:w="1053" w:type="dxa"/>
+          </w:tcPr>
+          <w:p>
+            <w:pPr>
+              <w:cnfStyle w:val="000000100000" w:firstRow="0" w:lastRow="0" w:firstColumn="0" w:lastColumn="0" w:oddVBand="0" w:evenVBand="0" w:oddHBand="1" w:evenHBand="0" w:firstRowFirstColumn="0" w:firstRowLastColumn="0" w:lastRowFirstColumn="0" w:lastRowLastColumn="0"/>
+            </w:pPr>
+            <w:r>
+              <w:t>0.985366</w:t>
+            </w:r>
+          </w:p>
+        </w:tc>
+        <w:tc>
+          <w:tcPr>
+            <w:tcW w:w="6885" w:type="dxa"/>
+          </w:tcPr>
+          <w:p>
+            <w:pPr>
+              <w:cnfStyle w:val="000000100000" w:firstRow="0" w:lastRow="0" w:firstColumn="0" w:lastColumn="0" w:oddVBand="0" w:evenVBand="0" w:oddHBand="1" w:evenHBand="0" w:firstRowFirstColumn="0" w:firstRowLastColumn="0" w:lastRowFirstColumn="0" w:lastRowLastColumn="0"/>
+            </w:pPr>
+            <w:r>
+              <w:t>Highest accuracy</w:t>
+            </w:r>
+            <w:r>
+              <w:t xml:space="preserve">                                  </w:t>
+            </w:r>
+            <w:r>
+              <w:t xml:space="preserve">                               </w:t>
+            </w:r>
+            <w:r>
+              <w:t>Selected final model</w:t>
+            </w:r>
+          </w:p>
+        </w:tc>
+      </w:tr>
+    </w:tbl>
+    <w:p/>
     <w:p>
-      <w:pPr>
-        <w:pStyle w:val="ListBullet"/>
-      </w:pPr>
       <w:r>
-        <w:t>Regression: MAE, RMSE, R^2</w:t>
-      </w:r>
-    </w:p>
-    <w:p>
-      <w:pPr>
-        <w:pStyle w:val="ListBullet"/>
-      </w:pPr>
-      <w:r>
-        <w:t>Classification: Accuracy, Precision/Recall/F1, ROC-AUC/PR-AUC</w:t>
-      </w:r>
-    </w:p>
-    <w:p>
-      <w:pPr>
-        <w:pStyle w:val="ListBullet"/>
-      </w:pPr>
-      <w:r>
-        <w:t>Calibration (if probability outputs): ECE/Brier score</w:t>
+        <w:t>Three machine learning algorithms were implemented and compared.</w:t>
       </w:r>
     </w:p>
     <w:p>
       <w:r>
-        <w:t>Include a small table like the following (replace with your values):</w:t>
+        <w:t>Random Forest achieved the highest accuracy and best overall performance.</w:t>
+      </w:r>
+    </w:p>
+    <w:p>
+      <w:r>
+        <w:t>Therefore, it was selected as the final model for deployment.</w:t>
+      </w:r>
+    </w:p>
+    <w:p/>
+    <w:p>
+      <w:pPr>
+        <w:rPr>
+          <w:b/>
+          <w:bCs/>
+          <w:sz w:val="28"/>
+          <w:szCs w:val="28"/>
+        </w:rPr>
+      </w:pPr>
+      <w:r>
+        <w:rPr>
+          <w:b/>
+          <w:bCs/>
+          <w:sz w:val="28"/>
+          <w:szCs w:val="28"/>
+        </w:rPr>
+        <w:t>Data Split Performance</w:t>
       </w:r>
     </w:p>
     <w:tbl>
@@ -656,6 +897,155 @@
     <w:p/>
     <w:p>
       <w:pPr>
+        <w:rPr>
+          <w:b/>
+          <w:bCs/>
+          <w:sz w:val="28"/>
+          <w:szCs w:val="28"/>
+        </w:rPr>
+      </w:pPr>
+    </w:p>
+    <w:p>
+      <w:pPr>
+        <w:rPr>
+          <w:b/>
+          <w:bCs/>
+          <w:sz w:val="28"/>
+          <w:szCs w:val="28"/>
+        </w:rPr>
+      </w:pPr>
+      <w:r>
+        <w:rPr>
+          <w:b/>
+          <w:bCs/>
+          <w:sz w:val="28"/>
+          <w:szCs w:val="28"/>
+        </w:rPr>
+        <w:lastRenderedPageBreak/>
+        <w:t>Confusion Matrix</w:t>
+      </w:r>
+    </w:p>
+    <w:p>
+      <w:r>
+        <w:rPr>
+          <w:noProof/>
+        </w:rPr>
+        <w:drawing>
+          <wp:inline distT="0" distB="0" distL="0" distR="0" wp14:anchorId="22CD3262" wp14:editId="191E4F91">
+            <wp:extent cx="2110154" cy="1023105"/>
+            <wp:effectExtent l="0" t="0" r="4445" b="5715"/>
+            <wp:docPr id="329346149" name="Picture 1"/>
+            <wp:cNvGraphicFramePr>
+              <a:graphicFrameLocks xmlns:a="http://schemas.openxmlformats.org/drawingml/2006/main" noChangeAspect="1"/>
+            </wp:cNvGraphicFramePr>
+            <a:graphic xmlns:a="http://schemas.openxmlformats.org/drawingml/2006/main">
+              <a:graphicData uri="http://schemas.openxmlformats.org/drawingml/2006/picture">
+                <pic:pic xmlns:pic="http://schemas.openxmlformats.org/drawingml/2006/picture">
+                  <pic:nvPicPr>
+                    <pic:cNvPr id="0" name="Picture 1"/>
+                    <pic:cNvPicPr>
+                      <a:picLocks noChangeAspect="1" noChangeArrowheads="1"/>
+                    </pic:cNvPicPr>
+                  </pic:nvPicPr>
+                  <pic:blipFill>
+                    <a:blip r:embed="rId8">
+                      <a:extLst>
+                        <a:ext uri="{28A0092B-C50C-407E-A947-70E740481C1C}">
+                          <a14:useLocalDpi xmlns:a14="http://schemas.microsoft.com/office/drawing/2010/main" val="0"/>
+                        </a:ext>
+                      </a:extLst>
+                    </a:blip>
+                    <a:srcRect/>
+                    <a:stretch>
+                      <a:fillRect/>
+                    </a:stretch>
+                  </pic:blipFill>
+                  <pic:spPr bwMode="auto">
+                    <a:xfrm>
+                      <a:off x="0" y="0"/>
+                      <a:ext cx="2163952" cy="1049189"/>
+                    </a:xfrm>
+                    <a:prstGeom prst="rect">
+                      <a:avLst/>
+                    </a:prstGeom>
+                    <a:noFill/>
+                    <a:ln>
+                      <a:noFill/>
+                    </a:ln>
+                  </pic:spPr>
+                </pic:pic>
+              </a:graphicData>
+            </a:graphic>
+          </wp:inline>
+        </w:drawing>
+      </w:r>
+    </w:p>
+    <w:p>
+      <w:r>
+        <w:t>The confusion matrix indicates very low misclassification, with only a few incorrect predictions, demonstrating strong model performance.</w:t>
+      </w:r>
+    </w:p>
+    <w:p>
+      <w:pPr>
+        <w:rPr>
+          <w:b/>
+          <w:bCs/>
+          <w:sz w:val="28"/>
+          <w:szCs w:val="28"/>
+        </w:rPr>
+      </w:pPr>
+      <w:r>
+        <w:rPr>
+          <w:b/>
+          <w:bCs/>
+          <w:sz w:val="28"/>
+          <w:szCs w:val="28"/>
+        </w:rPr>
+        <w:t>Classification Report</w:t>
+      </w:r>
+    </w:p>
+    <w:p>
+      <w:r>
+        <w:drawing>
+          <wp:inline distT="0" distB="0" distL="0" distR="0" wp14:anchorId="0C73C065" wp14:editId="4FA88EC0">
+            <wp:extent cx="5268060" cy="1895740"/>
+            <wp:effectExtent l="0" t="0" r="0" b="9525"/>
+            <wp:docPr id="1034987607" name="Picture 1"/>
+            <wp:cNvGraphicFramePr>
+              <a:graphicFrameLocks xmlns:a="http://schemas.openxmlformats.org/drawingml/2006/main" noChangeAspect="1"/>
+            </wp:cNvGraphicFramePr>
+            <a:graphic xmlns:a="http://schemas.openxmlformats.org/drawingml/2006/main">
+              <a:graphicData uri="http://schemas.openxmlformats.org/drawingml/2006/picture">
+                <pic:pic xmlns:pic="http://schemas.openxmlformats.org/drawingml/2006/picture">
+                  <pic:nvPicPr>
+                    <pic:cNvPr id="1034987607" name=""/>
+                    <pic:cNvPicPr/>
+                  </pic:nvPicPr>
+                  <pic:blipFill>
+                    <a:blip r:embed="rId9"/>
+                    <a:stretch>
+                      <a:fillRect/>
+                    </a:stretch>
+                  </pic:blipFill>
+                  <pic:spPr>
+                    <a:xfrm>
+                      <a:off x="0" y="0"/>
+                      <a:ext cx="5268060" cy="1895740"/>
+                    </a:xfrm>
+                    <a:prstGeom prst="rect">
+                      <a:avLst/>
+                    </a:prstGeom>
+                  </pic:spPr>
+                </pic:pic>
+              </a:graphicData>
+            </a:graphic>
+          </wp:inline>
+        </w:drawing>
+      </w:r>
+    </w:p>
+    <w:p/>
+    <w:p>
+      <w:pPr>
         <w:pStyle w:val="Heading1"/>
       </w:pPr>
       <w:r>
@@ -707,7 +1097,15 @@
         <w:pStyle w:val="ListBullet"/>
       </w:pPr>
       <w:r>
-        <w:t>Deployed using Streamlit locally.</w:t>
+        <w:t xml:space="preserve">Deployed using </w:t>
+      </w:r>
+      <w:proofErr w:type="spellStart"/>
+      <w:r>
+        <w:t>Streamlit</w:t>
+      </w:r>
+      <w:proofErr w:type="spellEnd"/>
+      <w:r>
+        <w:t xml:space="preserve"> locally.</w:t>
       </w:r>
     </w:p>
     <w:p>
@@ -723,7 +1121,6 @@
         <w:pStyle w:val="ListBullet"/>
       </w:pPr>
       <w:r>
-        <w:lastRenderedPageBreak/>
         <w:t>No automated retraining.</w:t>
       </w:r>
     </w:p>
@@ -813,6 +1210,7 @@
           </w:tcPr>
           <w:p>
             <w:r>
+              <w:lastRenderedPageBreak/>
               <w:t>Small dataset</w:t>
             </w:r>
           </w:p>
@@ -864,7 +1262,7 @@
         <w:pStyle w:val="Heading1"/>
       </w:pPr>
       <w:r>
-        <w:t>Appendix: Example Dataset Names (from your sheet)</w:t>
+        <w:t>Appendix: Example Dataset Names</w:t>
       </w:r>
     </w:p>
     <w:p>
